--- a/2. Requirement Analysis/Data Flow Diagrams and User Stories.docx
+++ b/2. Requirement Analysis/Data Flow Diagrams and User Stories.docx
@@ -215,11 +215,7 @@
               </w:rPr>
             </w:pPr>
             <w:r>
-              <w:rPr>
-                <w:sz w:val="21"/>
-                <w:szCs w:val="21"/>
-              </w:rPr>
-              <w:t>Software Installation Request Automation</w:t>
+              <w:t>Employee Issue Management – Record Producer and Service Portal Integration</w:t>
             </w:r>
           </w:p>
         </w:tc>
@@ -450,6 +446,7 @@
         <w:rPr>
           <w:b/>
           <w:bCs/>
+          <w:noProof/>
           <w:sz w:val="22"/>
           <w:szCs w:val="22"/>
         </w:rPr>
@@ -568,7 +565,7 @@
           <w:szCs w:val="24"/>
           <w:lang w:val="en-IN"/>
         </w:rPr>
-        <w:t xml:space="preserve">The ServiceNow application processes form inputs through client-side validations (Client Scripts and UI Policies) and server-side logic (Business Rules and Data Policies) to evaluate issue categorization, field dependencies, and priority. For sensitive issues or specific access requests, the </w:t>
+        <w:t xml:space="preserve">The ServiceNow application processes form inputs through client-side validations (Client Scripts and UI Policies) and server-side logic (Business Rules and Data Policies) to evaluate issue </w:t>
       </w:r>
       <w:r>
         <w:rPr>
@@ -577,7 +574,7 @@
           <w:lang w:val="en-IN"/>
         </w:rPr>
         <w:lastRenderedPageBreak/>
-        <w:t xml:space="preserve">workflow routes an approval or escalation request to the designated Manager / Approver. Once approval is confirmed (or automatically for standard issues), Business Rules calculate the priority level and route the ticket to the appropriate Support / Assignment Team (IT, HR, Payroll, or Facilities). </w:t>
+        <w:t xml:space="preserve">categorization, field dependencies, and priority. For sensitive issues or specific access requests, the workflow routes an approval or escalation request to the designated Manager / Approver. Once approval is confirmed (or automatically for standard issues), Business Rules calculate the priority level and route the ticket to the appropriate Support / Assignment Team (IT, HR, Payroll, or Facilities). </w:t>
       </w:r>
     </w:p>
     <w:p>
@@ -989,6 +986,9 @@
         <w:jc w:val="center"/>
       </w:pPr>
       <w:r>
+        <w:rPr>
+          <w:noProof/>
+        </w:rPr>
         <w:lastRenderedPageBreak/>
         <w:drawing>
           <wp:inline distT="0" distB="0" distL="0" distR="0" wp14:anchorId="0786A37E" wp14:editId="0517CF33">
@@ -1856,6 +1856,7 @@
   <w:style w:type="character" w:default="1" w:styleId="DefaultParagraphFont">
     <w:name w:val="Default Paragraph Font"/>
     <w:uiPriority w:val="1"/>
+    <w:semiHidden/>
     <w:unhideWhenUsed/>
   </w:style>
   <w:style w:type="table" w:default="1" w:styleId="TableNormal">
